--- a/outputs/TrustForge_賽前提案報告.docx
+++ b/outputs/TrustForge_賽前提案報告.docx
@@ -887,6 +887,496 @@
         <w:t>一般使用者：在做決策前看見支持證據、反方證據與資訊缺口。</w:t>
       </w:r>
     </w:p>
+    <w:p>
+      <w:pPr>
+        <w:pStyle w:val="Heading2"/>
+      </w:pPr>
+      <w:r>
+        <w:t>以官方評分標準設計產品</w:t>
+      </w:r>
+    </w:p>
+    <w:tbl>
+      <w:tblPr>
+        <w:tblStyle w:val="TableGrid"/>
+        <w:tblW w:type="auto" w:w="0"/>
+        <w:jc w:val="center"/>
+        <w:tblLayout w:type="fixed"/>
+        <w:tblLook w:firstColumn="1" w:firstRow="1" w:lastColumn="0" w:lastRow="0" w:noHBand="0" w:noVBand="1" w:val="04A0"/>
+      </w:tblPr>
+      <w:tblGrid>
+        <w:gridCol w:w="3293"/>
+        <w:gridCol w:w="3293"/>
+        <w:gridCol w:w="3293"/>
+      </w:tblGrid>
+      <w:tr>
+        <w:tc>
+          <w:tcPr>
+            <w:tcW w:type="dxa" w:w="2088"/>
+            <w:shd w:fill="3157C8"/>
+            <w:vAlign w:val="center"/>
+          </w:tcPr>
+          <w:p>
+            <w:pPr>
+              <w:spacing w:after="0"/>
+            </w:pPr>
+            <w:r/>
+            <w:r>
+              <w:rPr>
+                <w:rFonts w:ascii="Microsoft JhengHei" w:hAnsi="Microsoft JhengHei"/>
+                <w:b/>
+                <w:color w:val="FFFFFF"/>
+                <w:sz w:val="18"/>
+              </w:rPr>
+              <w:t>評分項</w:t>
+            </w:r>
+          </w:p>
+        </w:tc>
+        <w:tc>
+          <w:tcPr>
+            <w:tcW w:type="dxa" w:w="1008"/>
+            <w:shd w:fill="3157C8"/>
+            <w:vAlign w:val="center"/>
+          </w:tcPr>
+          <w:p>
+            <w:pPr>
+              <w:spacing w:after="0"/>
+            </w:pPr>
+            <w:r/>
+            <w:r>
+              <w:rPr>
+                <w:rFonts w:ascii="Microsoft JhengHei" w:hAnsi="Microsoft JhengHei"/>
+                <w:b/>
+                <w:color w:val="FFFFFF"/>
+                <w:sz w:val="18"/>
+              </w:rPr>
+              <w:t>權重</w:t>
+            </w:r>
+          </w:p>
+        </w:tc>
+        <w:tc>
+          <w:tcPr>
+            <w:tcW w:type="dxa" w:w="6696"/>
+            <w:shd w:fill="3157C8"/>
+            <w:vAlign w:val="center"/>
+          </w:tcPr>
+          <w:p>
+            <w:pPr>
+              <w:spacing w:after="0"/>
+            </w:pPr>
+            <w:r/>
+            <w:r>
+              <w:rPr>
+                <w:rFonts w:ascii="Microsoft JhengHei" w:hAnsi="Microsoft JhengHei"/>
+                <w:b/>
+                <w:color w:val="FFFFFF"/>
+                <w:sz w:val="18"/>
+              </w:rPr>
+              <w:t>TrustForge 的可驗證特色</w:t>
+            </w:r>
+          </w:p>
+        </w:tc>
+      </w:tr>
+      <w:tr>
+        <w:tc>
+          <w:tcPr>
+            <w:tcW w:type="dxa" w:w="2088"/>
+            <w:vAlign w:val="center"/>
+          </w:tcPr>
+          <w:p>
+            <w:pPr>
+              <w:spacing w:after="0"/>
+            </w:pPr>
+            <w:r/>
+            <w:r>
+              <w:rPr>
+                <w:rFonts w:ascii="Microsoft JhengHei" w:hAnsi="Microsoft JhengHei"/>
+                <w:b w:val="0"/>
+                <w:color w:val="172033"/>
+                <w:sz w:val="18"/>
+              </w:rPr>
+              <w:t>主題切合度</w:t>
+            </w:r>
+          </w:p>
+        </w:tc>
+        <w:tc>
+          <w:tcPr>
+            <w:tcW w:type="dxa" w:w="1008"/>
+            <w:vAlign w:val="center"/>
+          </w:tcPr>
+          <w:p>
+            <w:pPr>
+              <w:spacing w:after="0"/>
+            </w:pPr>
+            <w:r/>
+            <w:r>
+              <w:rPr>
+                <w:rFonts w:ascii="Microsoft JhengHei" w:hAnsi="Microsoft JhengHei"/>
+                <w:b w:val="0"/>
+                <w:color w:val="172033"/>
+                <w:sz w:val="18"/>
+              </w:rPr>
+              <w:t>30%</w:t>
+            </w:r>
+          </w:p>
+        </w:tc>
+        <w:tc>
+          <w:tcPr>
+            <w:tcW w:type="dxa" w:w="6696"/>
+            <w:vAlign w:val="center"/>
+          </w:tcPr>
+          <w:p>
+            <w:pPr>
+              <w:spacing w:after="0"/>
+            </w:pPr>
+            <w:r/>
+            <w:r>
+              <w:rPr>
+                <w:rFonts w:ascii="Microsoft JhengHei" w:hAnsi="Microsoft JhengHei"/>
+                <w:b w:val="0"/>
+                <w:color w:val="172033"/>
+                <w:sz w:val="18"/>
+              </w:rPr>
+              <w:t>多源整合、證據回溯、矛盾訊號、雙軸信心與限制說明</w:t>
+            </w:r>
+          </w:p>
+        </w:tc>
+      </w:tr>
+      <w:tr>
+        <w:tc>
+          <w:tcPr>
+            <w:tcW w:type="dxa" w:w="2088"/>
+            <w:shd w:fill="F6F8FC"/>
+            <w:vAlign w:val="center"/>
+          </w:tcPr>
+          <w:p>
+            <w:pPr>
+              <w:spacing w:after="0"/>
+            </w:pPr>
+            <w:r/>
+            <w:r>
+              <w:rPr>
+                <w:rFonts w:ascii="Microsoft JhengHei" w:hAnsi="Microsoft JhengHei"/>
+                <w:b w:val="0"/>
+                <w:color w:val="172033"/>
+                <w:sz w:val="18"/>
+              </w:rPr>
+              <w:t>商業應用性</w:t>
+            </w:r>
+          </w:p>
+        </w:tc>
+        <w:tc>
+          <w:tcPr>
+            <w:tcW w:type="dxa" w:w="1008"/>
+            <w:shd w:fill="F6F8FC"/>
+            <w:vAlign w:val="center"/>
+          </w:tcPr>
+          <w:p>
+            <w:pPr>
+              <w:spacing w:after="0"/>
+            </w:pPr>
+            <w:r/>
+            <w:r>
+              <w:rPr>
+                <w:rFonts w:ascii="Microsoft JhengHei" w:hAnsi="Microsoft JhengHei"/>
+                <w:b w:val="0"/>
+                <w:color w:val="172033"/>
+                <w:sz w:val="18"/>
+              </w:rPr>
+              <w:t>25%</w:t>
+            </w:r>
+          </w:p>
+        </w:tc>
+        <w:tc>
+          <w:tcPr>
+            <w:tcW w:type="dxa" w:w="6696"/>
+            <w:shd w:fill="F6F8FC"/>
+            <w:vAlign w:val="center"/>
+          </w:tcPr>
+          <w:p>
+            <w:pPr>
+              <w:spacing w:after="0"/>
+            </w:pPr>
+            <w:r/>
+            <w:r>
+              <w:rPr>
+                <w:rFonts w:ascii="Microsoft JhengHei" w:hAnsi="Microsoft JhengHei"/>
+                <w:b w:val="0"/>
+                <w:color w:val="172033"/>
+                <w:sz w:val="18"/>
+              </w:rPr>
+              <w:t>降低研究與查核成本；可嵌入 HOYA BIT 市場資訊頁</w:t>
+            </w:r>
+          </w:p>
+        </w:tc>
+      </w:tr>
+      <w:tr>
+        <w:tc>
+          <w:tcPr>
+            <w:tcW w:type="dxa" w:w="2088"/>
+            <w:vAlign w:val="center"/>
+          </w:tcPr>
+          <w:p>
+            <w:pPr>
+              <w:spacing w:after="0"/>
+            </w:pPr>
+            <w:r/>
+            <w:r>
+              <w:rPr>
+                <w:rFonts w:ascii="Microsoft JhengHei" w:hAnsi="Microsoft JhengHei"/>
+                <w:b w:val="0"/>
+                <w:color w:val="172033"/>
+                <w:sz w:val="18"/>
+              </w:rPr>
+              <w:t>技術可行性</w:t>
+            </w:r>
+          </w:p>
+        </w:tc>
+        <w:tc>
+          <w:tcPr>
+            <w:tcW w:type="dxa" w:w="1008"/>
+            <w:vAlign w:val="center"/>
+          </w:tcPr>
+          <w:p>
+            <w:pPr>
+              <w:spacing w:after="0"/>
+            </w:pPr>
+            <w:r/>
+            <w:r>
+              <w:rPr>
+                <w:rFonts w:ascii="Microsoft JhengHei" w:hAnsi="Microsoft JhengHei"/>
+                <w:b w:val="0"/>
+                <w:color w:val="172033"/>
+                <w:sz w:val="18"/>
+              </w:rPr>
+              <w:t>20%</w:t>
+            </w:r>
+          </w:p>
+        </w:tc>
+        <w:tc>
+          <w:tcPr>
+            <w:tcW w:type="dxa" w:w="6696"/>
+            <w:vAlign w:val="center"/>
+          </w:tcPr>
+          <w:p>
+            <w:pPr>
+              <w:spacing w:after="0"/>
+            </w:pPr>
+            <w:r/>
+            <w:r>
+              <w:rPr>
+                <w:rFonts w:ascii="Microsoft JhengHei" w:hAnsi="Microsoft JhengHei"/>
+                <w:b w:val="0"/>
+                <w:color w:val="172033"/>
+                <w:sz w:val="18"/>
+              </w:rPr>
+              <w:t>Trust Kernel、Bedrock 責任分離、獨立降級與執行紀錄</w:t>
+            </w:r>
+          </w:p>
+        </w:tc>
+      </w:tr>
+      <w:tr>
+        <w:tc>
+          <w:tcPr>
+            <w:tcW w:type="dxa" w:w="2088"/>
+            <w:shd w:fill="F6F8FC"/>
+            <w:vAlign w:val="center"/>
+          </w:tcPr>
+          <w:p>
+            <w:pPr>
+              <w:spacing w:after="0"/>
+            </w:pPr>
+            <w:r/>
+            <w:r>
+              <w:rPr>
+                <w:rFonts w:ascii="Microsoft JhengHei" w:hAnsi="Microsoft JhengHei"/>
+                <w:b w:val="0"/>
+                <w:color w:val="172033"/>
+                <w:sz w:val="18"/>
+              </w:rPr>
+              <w:t>創意度</w:t>
+            </w:r>
+          </w:p>
+        </w:tc>
+        <w:tc>
+          <w:tcPr>
+            <w:tcW w:type="dxa" w:w="1008"/>
+            <w:shd w:fill="F6F8FC"/>
+            <w:vAlign w:val="center"/>
+          </w:tcPr>
+          <w:p>
+            <w:pPr>
+              <w:spacing w:after="0"/>
+            </w:pPr>
+            <w:r/>
+            <w:r>
+              <w:rPr>
+                <w:rFonts w:ascii="Microsoft JhengHei" w:hAnsi="Microsoft JhengHei"/>
+                <w:b w:val="0"/>
+                <w:color w:val="172033"/>
+                <w:sz w:val="18"/>
+              </w:rPr>
+              <w:t>15%</w:t>
+            </w:r>
+          </w:p>
+        </w:tc>
+        <w:tc>
+          <w:tcPr>
+            <w:tcW w:type="dxa" w:w="6696"/>
+            <w:shd w:fill="F6F8FC"/>
+            <w:vAlign w:val="center"/>
+          </w:tcPr>
+          <w:p>
+            <w:pPr>
+              <w:spacing w:after="0"/>
+            </w:pPr>
+            <w:r/>
+            <w:r>
+              <w:rPr>
+                <w:rFonts w:ascii="Microsoft JhengHei" w:hAnsi="Microsoft JhengHei"/>
+                <w:b w:val="0"/>
+                <w:color w:val="172033"/>
+                <w:sz w:val="18"/>
+              </w:rPr>
+              <w:t>來源獨立性、矛盾帳本、雙軸信心、負空間情報</w:t>
+            </w:r>
+          </w:p>
+        </w:tc>
+      </w:tr>
+      <w:tr>
+        <w:tc>
+          <w:tcPr>
+            <w:tcW w:type="dxa" w:w="2088"/>
+            <w:vAlign w:val="center"/>
+          </w:tcPr>
+          <w:p>
+            <w:pPr>
+              <w:spacing w:after="0"/>
+            </w:pPr>
+            <w:r/>
+            <w:r>
+              <w:rPr>
+                <w:rFonts w:ascii="Microsoft JhengHei" w:hAnsi="Microsoft JhengHei"/>
+                <w:b w:val="0"/>
+                <w:color w:val="172033"/>
+                <w:sz w:val="18"/>
+              </w:rPr>
+              <w:t>完成度</w:t>
+            </w:r>
+          </w:p>
+        </w:tc>
+        <w:tc>
+          <w:tcPr>
+            <w:tcW w:type="dxa" w:w="1008"/>
+            <w:vAlign w:val="center"/>
+          </w:tcPr>
+          <w:p>
+            <w:pPr>
+              <w:spacing w:after="0"/>
+            </w:pPr>
+            <w:r/>
+            <w:r>
+              <w:rPr>
+                <w:rFonts w:ascii="Microsoft JhengHei" w:hAnsi="Microsoft JhengHei"/>
+                <w:b w:val="0"/>
+                <w:color w:val="172033"/>
+                <w:sz w:val="18"/>
+              </w:rPr>
+              <w:t>10%</w:t>
+            </w:r>
+          </w:p>
+        </w:tc>
+        <w:tc>
+          <w:tcPr>
+            <w:tcW w:type="dxa" w:w="6696"/>
+            <w:vAlign w:val="center"/>
+          </w:tcPr>
+          <w:p>
+            <w:pPr>
+              <w:spacing w:after="0"/>
+            </w:pPr>
+            <w:r/>
+            <w:r>
+              <w:rPr>
+                <w:rFonts w:ascii="Microsoft JhengHei" w:hAnsi="Microsoft JhengHei"/>
+                <w:b w:val="0"/>
+                <w:color w:val="172033"/>
+                <w:sz w:val="18"/>
+              </w:rPr>
+              <w:t>15 分鐘內產出 Report、Evidence、Log 與 Source/Config</w:t>
+            </w:r>
+          </w:p>
+        </w:tc>
+      </w:tr>
+      <w:tr>
+        <w:tc>
+          <w:tcPr>
+            <w:tcW w:type="dxa" w:w="2088"/>
+            <w:shd w:fill="F6F8FC"/>
+            <w:vAlign w:val="center"/>
+          </w:tcPr>
+          <w:p>
+            <w:pPr>
+              <w:spacing w:after="0"/>
+            </w:pPr>
+            <w:r/>
+            <w:r>
+              <w:rPr>
+                <w:rFonts w:ascii="Microsoft JhengHei" w:hAnsi="Microsoft JhengHei"/>
+                <w:b w:val="0"/>
+                <w:color w:val="172033"/>
+                <w:sz w:val="18"/>
+              </w:rPr>
+              <w:t>AWS Kiro</w:t>
+            </w:r>
+          </w:p>
+        </w:tc>
+        <w:tc>
+          <w:tcPr>
+            <w:tcW w:type="dxa" w:w="1008"/>
+            <w:shd w:fill="F6F8FC"/>
+            <w:vAlign w:val="center"/>
+          </w:tcPr>
+          <w:p>
+            <w:pPr>
+              <w:spacing w:after="0"/>
+            </w:pPr>
+            <w:r/>
+            <w:r>
+              <w:rPr>
+                <w:rFonts w:ascii="Microsoft JhengHei" w:hAnsi="Microsoft JhengHei"/>
+                <w:b w:val="0"/>
+                <w:color w:val="172033"/>
+                <w:sz w:val="18"/>
+              </w:rPr>
+              <w:t>+10%</w:t>
+            </w:r>
+          </w:p>
+        </w:tc>
+        <w:tc>
+          <w:tcPr>
+            <w:tcW w:type="dxa" w:w="6696"/>
+            <w:shd w:fill="F6F8FC"/>
+            <w:vAlign w:val="center"/>
+          </w:tcPr>
+          <w:p>
+            <w:pPr>
+              <w:spacing w:after="0"/>
+            </w:pPr>
+            <w:r/>
+            <w:r>
+              <w:rPr>
+                <w:rFonts w:ascii="Microsoft JhengHei" w:hAnsi="Microsoft JhengHei"/>
+                <w:b w:val="0"/>
+                <w:color w:val="172033"/>
+                <w:sz w:val="18"/>
+              </w:rPr>
+              <w:t>Spec 驅動需求、驗收、設計與實作追溯</w:t>
+            </w:r>
+          </w:p>
+        </w:tc>
+      </w:tr>
+    </w:tbl>
+    <w:p/>
     <w:p>
       <w:pPr>
         <w:sectPr>
@@ -2612,6 +3102,41 @@
     </w:p>
     <w:tbl>
       <w:tblPr>
+        <w:tblW w:type="auto" w:w="0"/>
+        <w:jc w:val="center"/>
+        <w:tblLook w:firstColumn="1" w:firstRow="1" w:lastColumn="0" w:lastRow="0" w:noHBand="0" w:noVBand="1" w:val="04A0"/>
+      </w:tblPr>
+      <w:tblGrid>
+        <w:gridCol w:w="9878"/>
+      </w:tblGrid>
+      <w:tr>
+        <w:tc>
+          <w:tcPr>
+            <w:tcW w:type="dxa" w:w="9878"/>
+            <w:shd w:fill="EEF6FF"/>
+            <w:vAlign w:val="center"/>
+          </w:tcPr>
+          <w:p>
+            <w:pPr>
+              <w:spacing w:after="160" w:before="160"/>
+            </w:pPr>
+            <w:r/>
+            <w:r>
+              <w:rPr>
+                <w:rFonts w:ascii="Microsoft JhengHei" w:hAnsi="Microsoft JhengHei"/>
+                <w:b/>
+                <w:color w:val="3157C8"/>
+                <w:sz w:val="22"/>
+              </w:rPr>
+              <w:t>別人給 HOYA BIT 一個答案；TrustForge 讓 HOYA BIT 知道，這個答案值不值得相信。</w:t>
+            </w:r>
+          </w:p>
+        </w:tc>
+      </w:tr>
+    </w:tbl>
+    <w:p/>
+    <w:tbl>
+      <w:tblPr>
         <w:tblStyle w:val="TableGrid"/>
         <w:tblW w:type="auto" w:w="0"/>
         <w:jc w:val="center"/>

--- a/outputs/TrustForge_賽前提案報告.docx
+++ b/outputs/TrustForge_賽前提案報告.docx
@@ -12,7 +12,7 @@
           <w:color w:val="21B894"/>
           <w:sz w:val="20"/>
         </w:rPr>
-        <w:t>正式繳交版｜提案大綱＋技術架構＋Demo 與連結</w:t>
+        <w:t>解題方向｜AI 與資料應用｜AWS 架構｜Live Demo</w:t>
       </w:r>
     </w:p>
     <w:p>
@@ -21,7 +21,7 @@
         <w:jc w:val="center"/>
       </w:pPr>
       <w:r>
-        <w:t>TrustForge Hermes 賽前提案報告</w:t>
+        <w:t>TrustForge Hermes 提案報告</w:t>
       </w:r>
     </w:p>
     <w:p>
@@ -470,7 +470,7 @@
         <w:pStyle w:val="Heading1"/>
       </w:pPr>
       <w:r>
-        <w:t>提案大綱（可直接貼到繳交平台）</w:t>
+        <w:t>提案摘要</w:t>
       </w:r>
     </w:p>
     <w:p>
@@ -3547,7 +3547,7 @@
                 <w:color w:val="FFFFFF"/>
                 <w:sz w:val="18"/>
               </w:rPr>
-              <w:t>主辦要求</w:t>
+              <w:t>繳交項目</w:t>
             </w:r>
           </w:p>
         </w:tc>
@@ -3569,7 +3569,7 @@
                 <w:color w:val="FFFFFF"/>
                 <w:sz w:val="18"/>
               </w:rPr>
-              <w:t>提交內容／狀態</w:t>
+              <w:t>內容</w:t>
             </w:r>
           </w:p>
         </w:tc>
@@ -3613,7 +3613,7 @@
                 <w:color w:val="172033"/>
                 <w:sz w:val="18"/>
               </w:rPr>
-              <w:t>已收錄於本文件首頁</w:t>
+              <w:t>參見本文件「團隊基本資料」</w:t>
             </w:r>
           </w:p>
         </w:tc>
@@ -3637,7 +3637,7 @@
                 <w:color w:val="172033"/>
                 <w:sz w:val="18"/>
               </w:rPr>
-              <w:t>提案大綱</w:t>
+              <w:t>提案摘要</w:t>
             </w:r>
           </w:p>
         </w:tc>
@@ -3659,7 +3659,7 @@
                 <w:color w:val="172033"/>
                 <w:sz w:val="18"/>
               </w:rPr>
-              <w:t>已收錄於本文件首頁，可直接貼入平台</w:t>
+              <w:t>參見本文件「提案摘要」</w:t>
             </w:r>
           </w:p>
         </w:tc>
@@ -3703,7 +3703,7 @@
                 <w:color w:val="172033"/>
                 <w:sz w:val="18"/>
               </w:rPr>
-              <w:t>outputs/TrustForge_決賽6分鐘簡報.pptx（提交前再開檔檢查）</w:t>
+              <w:t>TrustForge_決賽6分鐘簡報.pptx</w:t>
             </w:r>
           </w:p>
         </w:tc>
@@ -3793,7 +3793,7 @@
                 <w:color w:val="172033"/>
                 <w:sz w:val="18"/>
               </w:rPr>
-              <w:t>【提交前填入影片網址】</w:t>
+              <w:t>尚待提供正式影片連結</w:t>
             </w:r>
           </w:p>
         </w:tc>

--- a/outputs/TrustForge_賽前提案報告.docx
+++ b/outputs/TrustForge_賽前提案報告.docx
@@ -76,7 +76,7 @@
                 <w:color w:val="3157C8"/>
                 <w:sz w:val="22"/>
               </w:rPr>
-              <w:t>一句話提案：在生成式 AI 寫出市場分析之前，先把每一條主張做來源評估、交叉佐證、時效檢查與反方保留，讓結論可回到原始證據。</w:t>
+              <w:t>一句話提案：我們計畫在生成式 AI 寫出市場分析之前，先對每一條主張進行來源評估、交叉佐證、時效檢查與反方保留，讓結論可回到原始證據。</w:t>
             </w:r>
           </w:p>
         </w:tc>
@@ -475,7 +475,7 @@
     </w:p>
     <w:p>
       <w:r>
-        <w:t>TrustForge Hermes 是面向加密市場研究的多源資訊信任提煉 AI Agent。系統整合行情、新聞、社群與可回溯資料，先將內容拆成可驗證主張，再由 Trust Layer 計算來源聲譽、獨立佐證、時效與風險訊號，保留支持及反方證據，最後交由 Amazon Bedrock 產生附引用的分析報告。產品不預測價格、不提供投資建議；核心價值是讓研究者知道每個結論『憑什麼相信、何時應改變判斷』。現場可在 15 分鐘內由題目與指定幣種產出 Final Report、Evidence List、Execution Log、Source／Config 四項交付物。</w:t>
+        <w:t>TrustForge Hermes 是我們擬議開發的加密市場多源資訊信任提煉 AI Agent。它將整合行情、新聞、鏈上與社群資料，先將內容拆成可驗證主張，再由 Trust Layer 評估來源、獨立佐證、時效與風險訊號，保留支持及反方證據，最後交由 Amazon Bedrock 組織為附引用的分析報告。提案不把價格預測或投資建議作為產品主張；目標是讓研究者知道每個結論『憑什麼相信、何時應改變判斷』。驗收目標是在 15 分鐘內，由指定題目與幣種產出 Final Report、Evidence List、Execution Log 與 Source／Config。</w:t>
       </w:r>
     </w:p>
     <w:p>
@@ -557,7 +557,7 @@
                 <w:color w:val="FFFFFF"/>
                 <w:sz w:val="18"/>
               </w:rPr>
-              <w:t>TrustForge 回應</w:t>
+              <w:t>擬議解法</w:t>
             </w:r>
           </w:p>
         </w:tc>
@@ -579,7 +579,7 @@
                 <w:color w:val="FFFFFF"/>
                 <w:sz w:val="18"/>
               </w:rPr>
-              <w:t>可驗證輸出</w:t>
+              <w:t>驗收證據</w:t>
             </w:r>
           </w:p>
         </w:tc>
@@ -823,7 +823,7 @@
                 <w:color w:val="172033"/>
                 <w:sz w:val="18"/>
               </w:rPr>
-              <w:t>固定執行預算與四件式輸出</w:t>
+              <w:t>設定階段時間預算與四件式輸出</w:t>
             </w:r>
           </w:p>
         </w:tc>
@@ -892,7 +892,7 @@
         <w:pStyle w:val="Heading2"/>
       </w:pPr>
       <w:r>
-        <w:t>以官方評分標準設計產品</w:t>
+        <w:t>以官方評分標準設定建置與驗收目標</w:t>
       </w:r>
     </w:p>
     <w:tbl>
@@ -971,7 +971,7 @@
                 <w:color w:val="FFFFFF"/>
                 <w:sz w:val="18"/>
               </w:rPr>
-              <w:t>TrustForge 的可驗證特色</w:t>
+              <w:t>預計建置與驗收特色</w:t>
             </w:r>
           </w:p>
         </w:tc>
@@ -1036,7 +1036,7 @@
                 <w:color w:val="172033"/>
                 <w:sz w:val="18"/>
               </w:rPr>
-              <w:t>多源整合、證據回溯、矛盾訊號、雙軸信心與限制說明</w:t>
+              <w:t>建置多源整合、證據回溯、矛盾訊號、雙軸信心與限制說明</w:t>
             </w:r>
           </w:p>
         </w:tc>
@@ -1104,7 +1104,7 @@
                 <w:color w:val="172033"/>
                 <w:sz w:val="18"/>
               </w:rPr>
-              <w:t>降低研究與查核成本；可嵌入 HOYA BIT 市場資訊頁</w:t>
+              <w:t>以降低研究與查核成本為目標；規劃嵌入 HOYA BIT 市場資訊頁</w:t>
             </w:r>
           </w:p>
         </w:tc>
@@ -1169,7 +1169,7 @@
                 <w:color w:val="172033"/>
                 <w:sz w:val="18"/>
               </w:rPr>
-              <w:t>Trust Kernel、Bedrock 責任分離、獨立降級與執行紀錄</w:t>
+              <w:t>規劃 Trust Kernel、Bedrock 責任分離、獨立降級與執行紀錄</w:t>
             </w:r>
           </w:p>
         </w:tc>
@@ -1237,7 +1237,7 @@
                 <w:color w:val="172033"/>
                 <w:sz w:val="18"/>
               </w:rPr>
-              <w:t>來源獨立性、矛盾帳本、雙軸信心、負空間情報</w:t>
+              <w:t>規劃來源獨立性、矛盾帳本、雙軸信心、負空間情報</w:t>
             </w:r>
           </w:p>
         </w:tc>
@@ -1302,7 +1302,7 @@
                 <w:color w:val="172033"/>
                 <w:sz w:val="18"/>
               </w:rPr>
-              <w:t>15 分鐘內產出 Report、Evidence、Log 與 Source/Config</w:t>
+              <w:t>驗收 15 分鐘內產出 Report、Evidence、Log 與 Source/Config</w:t>
             </w:r>
           </w:p>
         </w:tc>
@@ -1370,7 +1370,7 @@
                 <w:color w:val="172033"/>
                 <w:sz w:val="18"/>
               </w:rPr>
-              <w:t>Spec 驅動需求、驗收、設計與實作追溯</w:t>
+              <w:t>規劃以 Spec 驅動需求、驗收、設計與實作追溯</w:t>
             </w:r>
           </w:p>
         </w:tc>
@@ -1392,7 +1392,69 @@
         <w:pStyle w:val="Heading1"/>
       </w:pPr>
       <w:r>
-        <w:t>二、解決方案與資料流程</w:t>
+        <w:t>二、擬議解決方案與資料流程</w:t>
+      </w:r>
+    </w:p>
+    <w:p>
+      <w:pPr>
+        <w:pStyle w:val="Heading2"/>
+      </w:pPr>
+      <w:r>
+        <w:t>六類預計資料來源</w:t>
+      </w:r>
+    </w:p>
+    <w:p>
+      <w:pPr>
+        <w:pStyle w:val="ListBullet"/>
+        <w:spacing w:after="80"/>
+      </w:pPr>
+      <w:r>
+        <w:t>市場行情：HOYA BIT／官方 OHLCV、成交量、波動與流動性。</w:t>
+      </w:r>
+    </w:p>
+    <w:p>
+      <w:pPr>
+        <w:pStyle w:val="ListBullet"/>
+        <w:spacing w:after="80"/>
+      </w:pPr>
+      <w:r>
+        <w:t>鏈上活動：Etherscan、Whale Alert、持幣與大額轉帳訊號。</w:t>
+      </w:r>
+    </w:p>
+    <w:p>
+      <w:pPr>
+        <w:pStyle w:val="ListBullet"/>
+        <w:spacing w:after="80"/>
+      </w:pPr>
+      <w:r>
+        <w:t>新聞媒體：公開新聞與 RSS，辨識同稿轉載與發布時間。</w:t>
+      </w:r>
+    </w:p>
+    <w:p>
+      <w:pPr>
+        <w:pStyle w:val="ListBullet"/>
+        <w:spacing w:after="80"/>
+      </w:pPr>
+      <w:r>
+        <w:t>官方與監管：專案公告、SEC 與臺灣監理機關等第一方資料。</w:t>
+      </w:r>
+    </w:p>
+    <w:p>
+      <w:pPr>
+        <w:pStyle w:val="ListBullet"/>
+        <w:spacing w:after="80"/>
+      </w:pPr>
+      <w:r>
+        <w:t>社群情緒：Reddit 等公開社群的聲量、敘事與操縱風險。</w:t>
+      </w:r>
+    </w:p>
+    <w:p>
+      <w:pPr>
+        <w:pStyle w:val="ListBullet"/>
+        <w:spacing w:after="80"/>
+      </w:pPr>
+      <w:r>
+        <w:t>基本面與生態：CoinGecko、DefiLlama、CMC 與鏈上生態指標。</w:t>
       </w:r>
     </w:p>
     <w:tbl>
@@ -1484,7 +1546,7 @@
                 <w:color w:val="FFFFFF"/>
                 <w:sz w:val="18"/>
               </w:rPr>
-              <w:t>主要工作</w:t>
+              <w:t>預計工作</w:t>
             </w:r>
           </w:p>
         </w:tc>
@@ -1506,7 +1568,7 @@
                 <w:color w:val="FFFFFF"/>
                 <w:sz w:val="18"/>
               </w:rPr>
-              <w:t>輸出</w:t>
+              <w:t>預定輸出</w:t>
             </w:r>
           </w:p>
         </w:tc>
@@ -1683,7 +1745,7 @@
                 <w:color w:val="172033"/>
                 <w:sz w:val="18"/>
               </w:rPr>
-              <w:t>Amazon Bedrock 依 TrustedBrief 組織文字，強制以 claim_id 對應證據</w:t>
+              <w:t>由 Amazon Bedrock 依 TrustedBrief 組織文字，強制以 claim_id 對應證據</w:t>
             </w:r>
           </w:p>
         </w:tc>
@@ -1721,7 +1783,7 @@
     </w:p>
     <w:p>
       <w:r>
-        <w:t>TrustScore 是『資訊完整度與可溯源性』指標，不是幣價上漲機率。內部預測驗證 AUC 約 0.49，接近隨機，因此本團隊不宣稱預測能力；這項限制反而確立產品聚焦：提升判斷品質，而非製造報酬保證。</w:t>
+        <w:t>本提案將 TrustScore 定義為『資訊完整度與可溯源性』指標，而不是幣價上漲機率。建置後將以歷史資料檢查校準能力；若無法證明預測效果，就不宣稱預測能力。產品聚焦是提升判斷品質，而非製造報酬保證。</w:t>
       </w:r>
     </w:p>
     <w:p>
@@ -1792,7 +1854,7 @@
         <w:pStyle w:val="Heading1"/>
       </w:pPr>
       <w:r>
-        <w:t>三、AWS 與生成式 AI 技術架構</w:t>
+        <w:t>三、擬議 AWS 與生成式 AI 技術架構</w:t>
       </w:r>
     </w:p>
     <w:tbl>
@@ -1849,7 +1911,7 @@
                 <w:color w:val="FFFFFF"/>
                 <w:sz w:val="18"/>
               </w:rPr>
-              <w:t>用途</w:t>
+              <w:t>規劃用途</w:t>
             </w:r>
           </w:p>
         </w:tc>
@@ -1871,7 +1933,7 @@
                 <w:color w:val="FFFFFF"/>
                 <w:sz w:val="18"/>
               </w:rPr>
-              <w:t>控制措施</w:t>
+              <w:t>預定控制措施</w:t>
             </w:r>
           </w:p>
         </w:tc>
@@ -1915,7 +1977,7 @@
                 <w:color w:val="172033"/>
                 <w:sz w:val="18"/>
               </w:rPr>
-              <w:t>唯一基礎模型入口；抽取、立場分類與報告敘事</w:t>
+              <w:t>作為唯一基礎模型入口；抽取、立場分類與報告敘事</w:t>
             </w:r>
           </w:p>
         </w:tc>
@@ -1982,7 +2044,7 @@
                 <w:color w:val="172033"/>
                 <w:sz w:val="18"/>
               </w:rPr>
-              <w:t>React Live Demo 與 Python API</w:t>
+              <w:t>承載 React Live Demo 與 Python API</w:t>
             </w:r>
           </w:p>
         </w:tc>
@@ -2048,7 +2110,7 @@
                 <w:color w:val="172033"/>
                 <w:sz w:val="18"/>
               </w:rPr>
-              <w:t>執行狀態、冪等及協調資料</w:t>
+              <w:t>保存執行狀態、冪等及協調資料</w:t>
             </w:r>
           </w:p>
         </w:tc>
@@ -2115,7 +2177,7 @@
                 <w:color w:val="172033"/>
                 <w:sz w:val="18"/>
               </w:rPr>
-              <w:t>交付物與版本 manifest</w:t>
+              <w:t>保存交付物與版本 manifest</w:t>
             </w:r>
           </w:p>
         </w:tc>
@@ -2181,7 +2243,7 @@
                 <w:color w:val="172033"/>
                 <w:sz w:val="18"/>
               </w:rPr>
-              <w:t>最小權限及維運存取</w:t>
+              <w:t>提供最小權限及維運存取</w:t>
             </w:r>
           </w:p>
         </w:tc>
@@ -2248,7 +2310,7 @@
                 <w:color w:val="172033"/>
                 <w:sz w:val="18"/>
               </w:rPr>
-              <w:t>日誌、健康及錯誤觀測</w:t>
+              <w:t>提供日誌、健康及錯誤觀測</w:t>
             </w:r>
           </w:p>
         </w:tc>
@@ -2282,7 +2344,7 @@
         <w:pStyle w:val="Heading2"/>
       </w:pPr>
       <w:r>
-        <w:t>生成式 AI 的責任邊界</w:t>
+        <w:t>生成式 AI 的預定責任邊界</w:t>
       </w:r>
     </w:p>
     <w:p>
@@ -2291,7 +2353,7 @@
         <w:spacing w:after="80"/>
       </w:pPr>
       <w:r>
-        <w:t>Bedrock 負責語意抽取、有限立場分類與可讀敘事；不可捏造證據。</w:t>
+        <w:t>Bedrock 將負責語意抽取、有限立場分類與可讀敘事，但不得捏造證據。</w:t>
       </w:r>
     </w:p>
     <w:p>
@@ -2300,7 +2362,7 @@
         <w:spacing w:after="80"/>
       </w:pPr>
       <w:r>
-        <w:t>信任分數、證據關聯、限制與輸出契約由 TrustForge pipeline 管理。</w:t>
+        <w:t>信任分數、證據關聯、限制與輸出契約將由 TrustForge pipeline 管理。</w:t>
       </w:r>
     </w:p>
     <w:p>
@@ -2309,7 +2371,7 @@
         <w:spacing w:after="80"/>
       </w:pPr>
       <w:r>
-        <w:t>任一模型呼叫失敗時，以可說明的離線結果降級，不以假資料冒充成功。</w:t>
+        <w:t>任一模型呼叫失敗時，系統將以可說明的離線結果降級，不以假資料冒充成功。</w:t>
       </w:r>
     </w:p>
     <w:p>
@@ -2318,7 +2380,7 @@
         <w:spacing w:after="80"/>
       </w:pPr>
       <w:r>
-        <w:t>競賽執行環境只使用主辦允許的 AWS 服務與基礎模型。</w:t>
+        <w:t>競賽執行環境將只使用主辦允許的 AWS 服務與基礎模型。</w:t>
       </w:r>
     </w:p>
     <w:p>
@@ -2326,12 +2388,89 @@
         <w:pStyle w:val="Heading2"/>
       </w:pPr>
       <w:r>
-        <w:t>現況揭露</w:t>
+        <w:t>建置邊界與後續擴充</w:t>
       </w:r>
     </w:p>
     <w:p>
       <w:r>
-        <w:t>HOYA BIT 特定即時 API 只有在現場取得正式契約並完成連線驗證後才宣稱已串接；Three-track learning 與 AGOS 已有設計／實作痕跡，但未啟用的能力不列為正式 Demo 成果。歷史訓練 JSONL 為 2,005 筆，並非持續線上學習。</w:t>
+        <w:t>本提案不假設 HOYA BIT 即時 API 已可使用；只有在取得正式契約並完成連線驗證後，才會對外宣稱已整合。ModelHub 與 Amazon SageMaker 將作為可替換的受控訓練後端：兩者都能接收資料、執行訓練並交付模型產物；TrustForge 自己掌握資料 Gate、評估、版本與啟用決策。任何候選模型都必須經過評估與人工核准，不會自動升級。</w:t>
+      </w:r>
+    </w:p>
+    <w:p>
+      <w:pPr>
+        <w:pStyle w:val="Heading2"/>
+      </w:pPr>
+      <w:r>
+        <w:t>自行訓練模型的初衷與目標</w:t>
+      </w:r>
+    </w:p>
+    <w:p>
+      <w:r>
+        <w:t>TrustForge 預計自行訓練的是信心校準模型，而不是重新訓練大型語言模型。市場結構、消息來源與操縱手法會持續變化，因此系統將保存分析當下可見的資料，再接回 T+7 等後續真實結果，以 Isotonic Regression 將 raw confidence 校準成更接近歷史表現的 calibrated confidence。最新資料用來回答現在發生什麼；後續結果用來修正我們應該相信多少。</w:t>
+      </w:r>
+    </w:p>
+    <w:p>
+      <w:pPr>
+        <w:pStyle w:val="ListBullet"/>
+        <w:spacing w:after="80"/>
+      </w:pPr>
+      <w:r>
+        <w:t>更即時：讓信心基準跟上市場、來源與風險型態的變化。</w:t>
+      </w:r>
+    </w:p>
+    <w:p>
+      <w:pPr>
+        <w:pStyle w:val="ListBullet"/>
+        <w:spacing w:after="80"/>
+      </w:pPr>
+      <w:r>
+        <w:t>更適合任務：針對 Evidence、來源可靠度與 TrustScore 定義最佳化，而非只依賴通用模型。</w:t>
+      </w:r>
+    </w:p>
+    <w:p>
+      <w:pPr>
+        <w:pStyle w:val="ListBullet"/>
+        <w:spacing w:after="80"/>
+      </w:pPr>
+      <w:r>
+        <w:t>更可解釋：保留資料版本、時間範圍、評估指標、模型產物與 SHA-256。</w:t>
+      </w:r>
+    </w:p>
+    <w:p>
+      <w:pPr>
+        <w:pStyle w:val="ListBullet"/>
+        <w:spacing w:after="80"/>
+      </w:pPr>
+      <w:r>
+        <w:t>形成資料護城河：累積『什麼來源在什麼情境下可靠』的時間序列經驗。</w:t>
+      </w:r>
+    </w:p>
+    <w:p>
+      <w:pPr>
+        <w:pStyle w:val="ListBullet"/>
+        <w:spacing w:after="80"/>
+      </w:pPr>
+      <w:r>
+        <w:t>降低平台綁定：ModelHub 與 Amazon SageMaker 共用訓練後端介面，可依環境切換。</w:t>
+      </w:r>
+    </w:p>
+    <w:p>
+      <w:pPr>
+        <w:pStyle w:val="ListBullet"/>
+        <w:spacing w:after="80"/>
+      </w:pPr>
+      <w:r>
+        <w:t>安全改善：候選模型須通過資料 Gate、holdout 比較與人工核准，不能自行上線。</w:t>
+      </w:r>
+    </w:p>
+    <w:p>
+      <w:r>
+        <w:t>生成式 AI 推理仍由 Amazon Bedrock 提供的 AWS 基礎模型負責；自有校準模型位於信任治理層，兩者可以同時存在且責任分離。</w:t>
+      </w:r>
+    </w:p>
+    <w:p>
+      <w:r>
+        <w:t>TrustForge 的設計也將納入 AI 風險管理、可追溯性、人工監督與持續監控，作為未來導入 ISO/IEC 42001 AI 管理系統的基礎；這不代表已取得認證或完成標準符合性評估。</w:t>
       </w:r>
     </w:p>
     <w:p>
@@ -2349,7 +2488,7 @@
         <w:pStyle w:val="Heading1"/>
       </w:pPr>
       <w:r>
-        <w:t>四、Live Demo 與競賽交付</w:t>
+        <w:t>四、預計 Live Demo 與驗收方式</w:t>
       </w:r>
     </w:p>
     <w:tbl>
@@ -2384,7 +2523,7 @@
                 <w:color w:val="FFFFFF"/>
                 <w:sz w:val="18"/>
               </w:rPr>
-              <w:t>時間</w:t>
+              <w:t>預計時間</w:t>
             </w:r>
           </w:p>
         </w:tc>
@@ -2406,7 +2545,7 @@
                 <w:color w:val="FFFFFF"/>
                 <w:sz w:val="18"/>
               </w:rPr>
-              <w:t>操作</w:t>
+              <w:t>預計操作</w:t>
             </w:r>
           </w:p>
         </w:tc>
@@ -2428,7 +2567,7 @@
                 <w:color w:val="FFFFFF"/>
                 <w:sz w:val="18"/>
               </w:rPr>
-              <w:t>評審可見證據</w:t>
+              <w:t>驗收證據</w:t>
             </w:r>
           </w:p>
         </w:tc>
@@ -2839,7 +2978,7 @@
         <w:pStyle w:val="Heading2"/>
       </w:pPr>
       <w:r>
-        <w:t>四份正式交付物</w:t>
+        <w:t>四份預定驗收交付物</w:t>
       </w:r>
     </w:p>
     <w:tbl>
@@ -3097,7 +3236,7 @@
         <w:pStyle w:val="Heading1"/>
       </w:pPr>
       <w:r>
-        <w:t>五、價值、差異化與成功指標</w:t>
+        <w:t>五、預期價值、差異化與成功指標</w:t>
       </w:r>
     </w:p>
     <w:tbl>
@@ -3188,7 +3327,7 @@
                 <w:color w:val="FFFFFF"/>
                 <w:sz w:val="18"/>
               </w:rPr>
-              <w:t>TrustForge</w:t>
+              <w:t>擬議 TrustForge</w:t>
             </w:r>
           </w:p>
         </w:tc>
@@ -3232,7 +3371,7 @@
                 <w:color w:val="172033"/>
                 <w:sz w:val="18"/>
               </w:rPr>
-              <w:t>先建構證據與主張關係，再生成答案</w:t>
+              <w:t>將先建構證據與主張關係，再生成答案</w:t>
             </w:r>
           </w:p>
         </w:tc>
@@ -3278,7 +3417,7 @@
                 <w:color w:val="172033"/>
                 <w:sz w:val="18"/>
               </w:rPr>
-              <w:t>計算來源獨立性與交叉佐證</w:t>
+              <w:t>將計算來源獨立性與交叉佐證</w:t>
             </w:r>
           </w:p>
         </w:tc>
@@ -3322,7 +3461,7 @@
                 <w:color w:val="172033"/>
                 <w:sz w:val="18"/>
               </w:rPr>
-              <w:t>同時顯示支持、矛盾、限制與翻轉條件</w:t>
+              <w:t>將同時顯示支持、矛盾、限制與翻轉條件</w:t>
             </w:r>
           </w:p>
         </w:tc>
@@ -3368,7 +3507,7 @@
                 <w:color w:val="172033"/>
                 <w:sz w:val="18"/>
               </w:rPr>
-              <w:t>每個 claim 可回到來源、時間與引用片段</w:t>
+              <w:t>每個 claim 將可回到來源、時間與引用片段</w:t>
             </w:r>
           </w:p>
         </w:tc>
@@ -3412,7 +3551,7 @@
                 <w:color w:val="172033"/>
                 <w:sz w:val="18"/>
               </w:rPr>
-              <w:t>成功看可回溯率、完整率、執行成功率與耗時</w:t>
+              <w:t>將以可回溯率、完整率、執行成功率與耗時驗收</w:t>
             </w:r>
           </w:p>
         </w:tc>
@@ -3749,7 +3888,7 @@
                 <w:color w:val="172033"/>
                 <w:sz w:val="18"/>
               </w:rPr>
-              <w:t>https://trustforge.hurricanesoft.com.tw/</w:t>
+              <w:t>建置與驗收完成後提供</w:t>
             </w:r>
           </w:p>
         </w:tc>
@@ -3793,7 +3932,7 @@
                 <w:color w:val="172033"/>
                 <w:sz w:val="18"/>
               </w:rPr>
-              <w:t>尚待提供正式影片連結</w:t>
+              <w:t>完成正式驗收流程後提供</w:t>
             </w:r>
           </w:p>
         </w:tc>
@@ -3839,7 +3978,7 @@
                 <w:color w:val="172033"/>
                 <w:sz w:val="18"/>
               </w:rPr>
-              <w:t>https://github.com/cancleeric/trustforge</w:t>
+              <w:t>專案建置後提供可審查的原始碼、設定與執行說明</w:t>
             </w:r>
           </w:p>
         </w:tc>
@@ -3851,7 +3990,7 @@
         <w:pStyle w:val="Heading2"/>
       </w:pPr>
       <w:r>
-        <w:t>提交前資安與完整性檢查</w:t>
+        <w:t>資安與完整性要求</w:t>
       </w:r>
     </w:p>
     <w:p>
@@ -3860,7 +3999,7 @@
         <w:spacing w:after="80"/>
       </w:pPr>
       <w:r>
-        <w:t>不得提交 AWS Access Key、API Token、資料庫密碼、Workshop Access Code 或任何私密連結。</w:t>
+        <w:t>交付內容不得包含 AWS Access Key、API Token、資料庫密碼、Workshop Access Code 或任何私密連結。</w:t>
       </w:r>
     </w:p>
     <w:p>
@@ -3869,7 +4008,7 @@
         <w:spacing w:after="80"/>
       </w:pPr>
       <w:r>
-        <w:t>機密一律由環境變數、IAM Instance Role 或 SSM 管理；提交前執行 secret scan。</w:t>
+        <w:t>機密將由環境變數、IAM Instance Role 或 SSM 管理；交付流程將執行 secret scan。</w:t>
       </w:r>
     </w:p>
     <w:p>
@@ -3878,7 +4017,7 @@
         <w:spacing w:after="80"/>
       </w:pPr>
       <w:r>
-        <w:t>保留專案根目錄 .kiro 與其 specs、hooks、steering；不得整包加入 .gitignore。</w:t>
+        <w:t>專案根目錄將保留 .kiro 與其 specs、hooks、steering，不會整包加入 .gitignore。</w:t>
       </w:r>
     </w:p>
     <w:p>
@@ -3887,7 +4026,7 @@
         <w:spacing w:after="80"/>
       </w:pPr>
       <w:r>
-        <w:t>確認 README 含環境設定、執行範例、benchmark 重現及資料／模型／索引版本。</w:t>
+        <w:t>README 將包含環境設定、執行範例、benchmark 重現及資料／模型／索引版本。</w:t>
       </w:r>
     </w:p>
     <w:p>
@@ -3896,7 +4035,7 @@
         <w:spacing w:after="80"/>
       </w:pPr>
       <w:r>
-        <w:t>確認依賴鎖定檔、架構與資料流程文件、Demo 網址、影片網址及 Repo 權限。</w:t>
+        <w:t>依賴鎖定檔、架構與資料流程文件、Demo 網址、影片網址及 Repo 權限將納入交付驗收。</w:t>
       </w:r>
     </w:p>
     <w:p>
@@ -4140,7 +4279,7 @@
                 <w:color w:val="172033"/>
                 <w:sz w:val="18"/>
               </w:rPr>
-              <w:t>提交前抽查 URL、引用片段與 claim_id</w:t>
+              <w:t>驗收時抽查 URL、引用片段與 claim_id</w:t>
             </w:r>
           </w:p>
         </w:tc>

--- a/outputs/TrustForge_賽前提案報告.docx
+++ b/outputs/TrustForge_賽前提案報告.docx
@@ -3703,7 +3703,7 @@
                 <w:color w:val="172033"/>
                 <w:sz w:val="18"/>
               </w:rPr>
-              <w:t>TrustForge_決賽6分鐘簡報.pptx</w:t>
+              <w:t>TrustForge_決賽6分鐘簡報.html</w:t>
             </w:r>
           </w:p>
         </w:tc>
